--- a/Assets/Case study/Chapter 10/Kahanov2E_chap10_CS_1.docx
+++ b/Assets/Case study/Chapter 10/Kahanov2E_chap10_CS_1.docx
@@ -393,15 +393,6 @@
           <w:bCs/>
           <w:color w:val="4F81BD"/>
           <w:lang w:val="en-IN"/>
-          <w:rPrChange w:id="7" w:author="ReviewingEditor" w:date="2026-10-02T09:27:00Z" w16du:dateUtc="2026-10-02T03:57:00Z">
-            <w:rPr>
-              <w:rFonts w:ascii="Calibri" w:eastAsia="Times New Roman" w:hAnsi="Calibri" w:cs="Calibri"/>
-              <w:b/>
-              <w:bCs/>
-              <w:color w:val="4F81BD"/>
-              <w:lang w:val="en"/>
-            </w:rPr>
-          </w:rPrChange>
         </w:rPr>
       </w:pPr>
       <w:r>
